--- a/docs/submission/성과보고서_내방식QR.docx
+++ b/docs/submission/성과보고서_내방식QR.docx
@@ -60,7 +60,67 @@
                 <w:sz w:val="36"/>
                 <w:szCs w:val="40"/>
               </w:rPr>
-              <w:t xml:space="preserve">2026년 AI 라이프 솔루션 챌린지 성과보고서</w:t>
+              <w:t>202</w:t>
+            </w:r>
+            <w:r>
+              <w:rPr>
+                <w:rFonts w:hint="eastAsia"/>
+                <w:b/>
+                <w:bCs/>
+                <w:sz w:val="36"/>
+                <w:szCs w:val="40"/>
+              </w:rPr>
+              <w:t>6</w:t>
+            </w:r>
+            <w:r>
+              <w:rPr>
+                <w:rFonts w:hint="eastAsia"/>
+                <w:b/>
+                <w:bCs/>
+                <w:sz w:val="36"/>
+                <w:szCs w:val="40"/>
+              </w:rPr>
+              <w:t xml:space="preserve">년 AI 라이프 </w:t>
+            </w:r>
+            <w:r>
+              <w:rPr>
+                <w:rFonts w:hint="eastAsia"/>
+                <w:b/>
+                <w:bCs/>
+                <w:sz w:val="36"/>
+                <w:szCs w:val="40"/>
+              </w:rPr>
+              <w:t>솔루션</w:t>
+            </w:r>
+            <w:r>
+              <w:rPr>
+                <w:rFonts w:hint="eastAsia"/>
+                <w:b/>
+                <w:bCs/>
+                <w:sz w:val="36"/>
+                <w:szCs w:val="40"/>
+              </w:rPr>
+              <w:t xml:space="preserve"> 챌린지 </w:t>
+            </w:r>
+            <w:r>
+              <w:rPr>
+                <w:rFonts w:hint="eastAsia"/>
+                <w:b/>
+                <w:bCs/>
+                <w:sz w:val="36"/>
+                <w:szCs w:val="40"/>
+              </w:rPr>
+              <w:t>성과보고</w:t>
+            </w:r>
+            <w:r>
+              <w:rPr>
+                <w:rFonts w:hint="eastAsia"/>
+                <w:b/>
+                <w:bCs/>
+                <w:sz w:val="36"/>
+                <w:szCs w:val="40"/>
+              </w:rPr>
+              <w:t>서</w:t>
             </w:r>
             <w:r>
               <w:rPr>
@@ -111,8 +171,26 @@
                 <w:b/>
                 <w:bCs/>
               </w:rPr>
-              <w:t xml:space="preserve">AI 기술명</w:t>
-            </w:r>
+              <w:t xml:space="preserve">AI </w:t>
+            </w:r>
+            <w:proofErr w:type="spellStart"/>
+            <w:r>
+              <w:rPr>
+                <w:rFonts w:hint="eastAsia"/>
+                <w:b/>
+                <w:bCs/>
+              </w:rPr>
+              <w:t>기술</w:t>
+            </w:r>
+            <w:r>
+              <w:rPr>
+                <w:rFonts w:hint="eastAsia"/>
+                <w:b/>
+                <w:bCs/>
+              </w:rPr>
+              <w:t>명</w:t>
+            </w:r>
+            <w:proofErr w:type="spellEnd"/>
           </w:p>
         </w:tc>
         <w:tc>
@@ -285,7 +363,23 @@
                 <w:b/>
                 <w:bCs/>
               </w:rPr>
-              <w:t>(3줄 이내)</w:t>
+              <w:t>(</w:t>
+            </w:r>
+            <w:r>
+              <w:rPr>
+                <w:rFonts w:hint="eastAsia"/>
+                <w:b/>
+                <w:bCs/>
+              </w:rPr>
+              <w:t>3줄 이내</w:t>
+            </w:r>
+            <w:r>
+              <w:rPr>
+                <w:rFonts w:hint="eastAsia"/>
+                <w:b/>
+                <w:bCs/>
+              </w:rPr>
+              <w:t>)</w:t>
             </w:r>
           </w:p>
         </w:tc>
@@ -430,7 +524,23 @@
                 <w:b/>
                 <w:bCs/>
               </w:rPr>
-              <w:t>(2줄 이내)</w:t>
+              <w:t>(</w:t>
+            </w:r>
+            <w:r>
+              <w:rPr>
+                <w:rFonts w:hint="eastAsia"/>
+                <w:b/>
+                <w:bCs/>
+              </w:rPr>
+              <w:t>2줄 이내</w:t>
+            </w:r>
+            <w:r>
+              <w:rPr>
+                <w:rFonts w:hint="eastAsia"/>
+                <w:b/>
+                <w:bCs/>
+              </w:rPr>
+              <w:t>)</w:t>
             </w:r>
           </w:p>
         </w:tc>
@@ -895,7 +1005,7 @@
                 <w:sz w:val="19"/>
                 <w:szCs w:val="19"/>
               </w:rPr>
-              <w:t xml:space="preserve">화면 변환(규칙 바닥선): 69화면·389버튼 성공 100%, 어려운 말 라벨 178개 → 0</w:t>
+              <w:t xml:space="preserve">AI 화면 변환(DeepSeek-V4.1-Flash, 69화면·389버튼): 버튼 보존 100%·지어낸 버튼 0, 고침 없이 통과 73.9%(18화면은 검증기가 어려운 라벨 31개를 쉬운 말로 교체 → 최종 어려운 라벨 178개 → 0), 응답 중앙값 2.7초. 규칙 변환 바닥선 성공 100%</w:t>
             </w:r>
           </w:p>
           <w:p>
@@ -941,7 +1051,7 @@
                 <w:sz w:val="19"/>
                 <w:szCs w:val="19"/>
               </w:rPr>
-              <w:t xml:space="preserve">카메라 모드: 목업 69화면 × 사진 변형 4종(기울기·흐림·빛 반사·어둡게) = 276장 평가 세트와 측정 도구 구축 — 정확도·지연은 EVAL.md에 기록</w:t>
+              <w:t xml:space="preserve">카메라 모드: 목업 69화면 × 사진 변형 4종(기울기·흐림·빛 반사·어둡게) = 276장 평가 세트와 측정 도구 구축. 단, Air API 비전 엔드포인트가 이미지 요청을 거부(400)해 정확도는 아직 측정하지 못함</w:t>
             </w:r>
           </w:p>
           <w:p>
@@ -1174,6 +1284,39 @@
                 <w:szCs w:val="19"/>
               </w:rPr>
               <w:t xml:space="preserve">→ 위치·색은 규칙으로 계산, 한 장 찍고 내려놓는 방식, 기다리는 동안 "보고 있어요" 안내</w:t>
+            </w:r>
+          </w:p>
+          <w:p>
+            <w:pPr>
+              <w:wordWrap/>
+              <w:spacing w:after="20" w:line="276" w:lineRule="auto"/>
+              <w:ind w:left="180" w:hanging="180"/>
+            </w:pPr>
+            <w:r>
+              <w:rPr>
+                <w:rFonts w:hint="eastAsia"/>
+                <w:sz w:val="19"/>
+                <w:szCs w:val="19"/>
+              </w:rPr>
+              <w:t xml:space="preserve">ㅇ </w:t>
+            </w:r>
+            <w:r>
+              <w:rPr>
+                <w:rFonts w:hint="eastAsia"/>
+                <w:b/>
+                <w:bCs/>
+                <w:sz w:val="19"/>
+                <w:szCs w:val="19"/>
+              </w:rPr>
+              <w:t xml:space="preserve">Air API 연동 </w:t>
+            </w:r>
+            <w:r>
+              <w:rPr>
+                <w:rFonts w:hint="eastAsia"/>
+                <w:sz w:val="19"/>
+                <w:szCs w:val="19"/>
+              </w:rPr>
+              <w:t xml:space="preserve">→ 글 모델이 생각(reasoning)에 토큰을 다 써 빈 답이 오던 문제는 생각 몫 토큰을 따로 둬 해결. 비전 엔드포인트의 이미지 요청 거부는 요청 모양 점검 스크립트로 원인을 분리하고 해결 중</w:t>
             </w:r>
           </w:p>
           <w:p>

--- a/docs/submission/성과보고서_내방식QR.docx
+++ b/docs/submission/성과보고서_내방식QR.docx
@@ -834,7 +834,7 @@
                 <w:sz w:val="19"/>
                 <w:szCs w:val="19"/>
               </w:rPr>
-              <w:t xml:space="preserve">화면 이해: 폰 사진 → Qwen3.8-27B 비전 모델(Air API)이 화면 종류·버튼 글자·좌표·목표에 맞는 버튼을 JSON으로 출력 → 형식·좌표 검증</w:t>
+              <w:t xml:space="preserve">화면 이해: 폰 사진 → Qwen3.5-9B 비전 모델(Air API)이 화면 종류·버튼 글자·좌표·목표에 맞는 버튼을 JSON으로 출력 → 형식·좌표 검증</w:t>
             </w:r>
           </w:p>
           <w:p>
@@ -1051,7 +1051,7 @@
                 <w:sz w:val="19"/>
                 <w:szCs w:val="19"/>
               </w:rPr>
-              <w:t xml:space="preserve">카메라 모드: 목업 69화면 × 사진 변형 4종(기울기·흐림·빛 반사·어둡게) = 276장 평가 세트와 측정 도구 구축. 단, Air API 비전 엔드포인트가 이미지 요청을 거부(400)해 정확도는 아직 측정하지 못함</w:t>
+              <w:t xml:space="preserve">카메라 모드(Qwen3.5-9B, 목업 69화면 × 사진 변형 4종 = 276장): 누를 버튼 적중 86.1%(어두운 사진 81.5%~비스듬한 사진 88.9%), 화면 종류 88.8%, 결제 안전 100%(20장), 사진→안내 중앙값 2.3초. 약점: 광고 팝업 10/20, 옵션 화면 17/28</w:t>
             </w:r>
           </w:p>
           <w:p>
@@ -1316,7 +1316,7 @@
                 <w:sz w:val="19"/>
                 <w:szCs w:val="19"/>
               </w:rPr>
-              <w:t xml:space="preserve">→ 글 모델이 생각(reasoning)에 토큰을 다 써 빈 답이 오던 문제는 생각 몫 토큰을 따로 둬 해결. 비전 엔드포인트의 이미지 요청 거부는 요청 모양 점검 스크립트로 원인을 분리하고 해결 중</w:t>
+              <w:t xml:space="preserve">→ 글 모델이 생각(reasoning)에 토큰을 다 써 빈 답이 오던 문제는 생각 몫 토큰을 따로 둬 해결. Qwen3.8-27B 엔드포인트가 이미지 요청을 거부(400)해 점검 스크립트로 원인을 분리하고 이미지가 되는 Qwen3.5-9B로 전환</w:t>
             </w:r>
           </w:p>
           <w:p>
